--- a/lab3/LR3.docx
+++ b/lab3/LR3.docx
@@ -7,7 +7,6 @@
         <w:pStyle w:val="Heading1"/>
         <w:keepNext w:val="false"/>
         <w:keepLines w:val="false"/>
-        <w:pBdr/>
         <w:spacing w:lineRule="auto" w:line="300" w:before="0" w:after="240"/>
         <w:ind w:hanging="0" w:left="-1134" w:right="-1175"/>
         <w:rPr>
@@ -30,7 +29,6 @@
         <w:pStyle w:val="Heading2"/>
         <w:keepNext w:val="false"/>
         <w:keepLines w:val="false"/>
-        <w:pBdr/>
         <w:spacing w:lineRule="auto" w:line="300" w:before="360" w:after="240"/>
         <w:ind w:hanging="0" w:left="-1134" w:right="-1175"/>
         <w:rPr/>
@@ -306,10 +304,7 @@
         </w:rPr>
       </w:pPr>
       <w:r>
-        <w:rPr>
-          <w:sz w:val="26"/>
-          <w:szCs w:val="26"/>
-        </w:rPr>
+        <w:rPr/>
         <w:drawing>
           <wp:inline distT="0" distB="0" distL="0" distR="0">
             <wp:extent cx="3486150" cy="657225"/>
@@ -377,10 +372,7 @@
         </w:rPr>
       </w:pPr>
       <w:r>
-        <w:rPr>
-          <w:sz w:val="26"/>
-          <w:szCs w:val="26"/>
-        </w:rPr>
+        <w:rPr/>
         <w:drawing>
           <wp:inline distT="0" distB="0" distL="0" distR="0">
             <wp:extent cx="4171950" cy="1181100"/>
@@ -465,10 +457,7 @@
         </w:rPr>
       </w:pPr>
       <w:r>
-        <w:rPr>
-          <w:sz w:val="26"/>
-          <w:szCs w:val="26"/>
-        </w:rPr>
+        <w:rPr/>
         <w:drawing>
           <wp:inline distT="0" distB="0" distL="0" distR="0">
             <wp:extent cx="2838450" cy="923925"/>
@@ -536,10 +525,7 @@
         </w:rPr>
       </w:pPr>
       <w:r>
-        <w:rPr>
-          <w:sz w:val="26"/>
-          <w:szCs w:val="26"/>
-        </w:rPr>
+        <w:rPr/>
         <w:drawing>
           <wp:inline distT="0" distB="0" distL="0" distR="0">
             <wp:extent cx="6451600" cy="923290"/>
@@ -589,224 +575,9 @@
           <w:szCs w:val="26"/>
         </w:rPr>
       </w:pPr>
-      <w:r>
-        <w:rPr>
-          <w:sz w:val="26"/>
-          <w:szCs w:val="26"/>
-        </w:rPr>
-      </w:r>
-    </w:p>
-    <w:p>
-      <w:pPr>
-        <w:pStyle w:val="normal1"/>
-        <w:ind w:hanging="0" w:left="-1134"/>
-        <w:rPr>
-          <w:sz w:val="26"/>
-          <w:szCs w:val="26"/>
-        </w:rPr>
-      </w:pPr>
-      <w:r>
-        <w:rPr>
-          <w:sz w:val="26"/>
-          <w:szCs w:val="26"/>
-        </w:rPr>
-        <w:t>Корисні ресурси</w:t>
-      </w:r>
-    </w:p>
-    <w:p>
-      <w:pPr>
-        <w:pStyle w:val="normal1"/>
-        <w:ind w:hanging="0" w:left="-1134"/>
-        <w:rPr>
-          <w:sz w:val="26"/>
-          <w:szCs w:val="26"/>
-        </w:rPr>
-      </w:pPr>
-      <w:r>
-        <w:rPr>
-          <w:sz w:val="26"/>
-          <w:szCs w:val="26"/>
-        </w:rPr>
-        <w:t>Теоретичні</w:t>
-      </w:r>
-    </w:p>
-    <w:p>
-      <w:pPr>
-        <w:pStyle w:val="normal1"/>
-        <w:ind w:hanging="0" w:left="-1134"/>
-        <w:rPr>
-          <w:sz w:val="26"/>
-          <w:szCs w:val="26"/>
-        </w:rPr>
-      </w:pPr>
       <w:hyperlink r:id="rId6">
         <w:r>
-          <w:rPr>
-            <w:rStyle w:val="Style3"/>
-            <w:color w:val="1155CC"/>
-            <w:sz w:val="26"/>
-            <w:szCs w:val="26"/>
-            <w:u w:val="single"/>
-          </w:rPr>
-          <w:t>https://uk.wikipedia.org/wiki/Сокети_Берклі</w:t>
-        </w:r>
-      </w:hyperlink>
-    </w:p>
-    <w:p>
-      <w:pPr>
-        <w:pStyle w:val="normal1"/>
-        <w:ind w:hanging="0" w:left="-1134"/>
-        <w:rPr>
-          <w:sz w:val="26"/>
-          <w:szCs w:val="26"/>
-        </w:rPr>
-      </w:pPr>
-      <w:hyperlink r:id="rId7">
-        <w:r>
-          <w:rPr>
-            <w:rStyle w:val="Style3"/>
-            <w:color w:val="1155CC"/>
-            <w:sz w:val="26"/>
-            <w:szCs w:val="26"/>
-            <w:u w:val="single"/>
-          </w:rPr>
-          <w:t>https://uk.wikipedia.org/wiki/Сокет_(програмний_інтерфейс)</w:t>
-        </w:r>
-      </w:hyperlink>
-    </w:p>
-    <w:p>
-      <w:pPr>
-        <w:pStyle w:val="normal1"/>
-        <w:ind w:hanging="0" w:left="-1134"/>
-        <w:rPr>
-          <w:sz w:val="26"/>
-          <w:szCs w:val="26"/>
-        </w:rPr>
-      </w:pPr>
-      <w:r>
-        <w:rPr>
-          <w:sz w:val="26"/>
-          <w:szCs w:val="26"/>
-        </w:rPr>
-        <w:t>Для віндузятників взагалі</w:t>
-      </w:r>
-    </w:p>
-    <w:p>
-      <w:pPr>
-        <w:pStyle w:val="normal1"/>
-        <w:ind w:hanging="0" w:left="-1134"/>
-        <w:rPr>
-          <w:sz w:val="26"/>
-          <w:szCs w:val="26"/>
-        </w:rPr>
-      </w:pPr>
-      <w:hyperlink r:id="rId8">
-        <w:r>
-          <w:rPr>
-            <w:rStyle w:val="Style3"/>
-            <w:color w:val="1155CC"/>
-            <w:sz w:val="26"/>
-            <w:szCs w:val="26"/>
-            <w:u w:val="single"/>
-          </w:rPr>
-          <w:t>https://learn.microsoft.com/en-us/windows/win32/winsock/porting-socket-applications-to-winsock?redirectedfrom=MSDN</w:t>
-        </w:r>
-      </w:hyperlink>
-    </w:p>
-    <w:p>
-      <w:pPr>
-        <w:pStyle w:val="normal1"/>
-        <w:ind w:hanging="0" w:left="-1134"/>
-        <w:rPr>
-          <w:sz w:val="26"/>
-          <w:szCs w:val="26"/>
-        </w:rPr>
-      </w:pPr>
-      <w:r>
-        <w:rPr>
-          <w:sz w:val="26"/>
-          <w:szCs w:val="26"/>
-        </w:rPr>
-        <w:t xml:space="preserve">Для пітонців </w:t>
-      </w:r>
-      <w:hyperlink r:id="rId9">
-        <w:r>
-          <w:rPr>
-            <w:rStyle w:val="Style3"/>
-            <w:color w:val="1155CC"/>
-            <w:sz w:val="26"/>
-            <w:szCs w:val="26"/>
-            <w:u w:val="single"/>
-          </w:rPr>
-          <w:t>https://docs.python.org/uk/3.13/howto/sockets.html</w:t>
-        </w:r>
-      </w:hyperlink>
-    </w:p>
-    <w:p>
-      <w:pPr>
-        <w:pStyle w:val="normal1"/>
-        <w:ind w:hanging="0" w:left="-1134"/>
-        <w:rPr>
-          <w:sz w:val="26"/>
-          <w:szCs w:val="26"/>
-        </w:rPr>
-      </w:pPr>
-      <w:r>
-        <w:rPr>
-          <w:sz w:val="26"/>
-          <w:szCs w:val="26"/>
-        </w:rPr>
-        <w:t xml:space="preserve">Для джавістів </w:t>
-      </w:r>
-      <w:hyperlink r:id="rId10">
-        <w:r>
-          <w:rPr>
-            <w:rStyle w:val="Style3"/>
-            <w:color w:val="1155CC"/>
-            <w:sz w:val="26"/>
-            <w:szCs w:val="26"/>
-            <w:u w:val="single"/>
-          </w:rPr>
-          <w:t>https://drukarnia.com.ua/articles/java-povnii-oglyad-merezhevikh-modelei-socket-api-forking-non-blocking-sockets-event-based-api-mI9pK</w:t>
-        </w:r>
-      </w:hyperlink>
-    </w:p>
-    <w:p>
-      <w:pPr>
-        <w:pStyle w:val="normal1"/>
-        <w:ind w:hanging="0" w:left="-1134"/>
-        <w:rPr>
-          <w:sz w:val="26"/>
-          <w:szCs w:val="26"/>
-        </w:rPr>
-      </w:pPr>
-      <w:r>
-        <w:rPr>
-          <w:sz w:val="26"/>
-          <w:szCs w:val="26"/>
-        </w:rPr>
-        <w:t>Для шарпістів (C# та інший .NET): Використовувати класові абстракції TcpClient не можна. Використовуйте абстракції для роботи з сокетами за семантикою BSD Sockets, де є bind, send, recv, listen, accept тощо.</w:t>
-      </w:r>
-    </w:p>
-    <w:p>
-      <w:pPr>
-        <w:pStyle w:val="normal1"/>
-        <w:ind w:hanging="0" w:left="-1134"/>
-        <w:rPr>
-          <w:sz w:val="26"/>
-          <w:szCs w:val="26"/>
-        </w:rPr>
-      </w:pPr>
-      <w:hyperlink r:id="rId11">
-        <w:r>
-          <w:rPr>
-            <w:rStyle w:val="Style3"/>
-            <w:color w:val="1155CC"/>
-            <w:sz w:val="26"/>
-            <w:szCs w:val="26"/>
-            <w:u w:val="single"/>
-          </w:rPr>
-          <w:t>https://learn.microsoft.com/en-us/dotnet/api/system.net.sockets.socket?view=net-9.0</w:t>
+          <w:rPr/>
         </w:r>
       </w:hyperlink>
     </w:p>
@@ -845,6 +616,7 @@
     <w:qFormat/>
     <w:pPr>
       <w:widowControl/>
+      <w:suppressAutoHyphens w:val="true"/>
       <w:bidi w:val="0"/>
       <w:spacing w:lineRule="auto" w:line="276" w:before="0" w:after="0"/>
       <w:jc w:val="left"/>
@@ -1031,6 +803,7 @@
     <w:qFormat/>
     <w:pPr>
       <w:widowControl/>
+      <w:suppressAutoHyphens w:val="true"/>
       <w:bidi w:val="0"/>
       <w:spacing w:lineRule="auto" w:line="276" w:before="0" w:after="0"/>
       <w:jc w:val="left"/>
